--- a/materials/docx/02-john-lennon.docx
+++ b/materials/docx/02-john-lennon.docx
@@ -602,7 +602,7 @@
           <w:color w:val="1B2A4A"/>
           <w:sz w:val="24"/>
         </w:rPr>
-        <w:t>1.  TRUE, FALSE OR NOT GIVEN</w:t>
+        <w:t>TASK 1   TRUE, FALSE OR NOT GIVEN</w:t>
       </w:r>
       <w:r>
         <w:rPr>
@@ -1101,7 +1101,7 @@
           <w:color w:val="1B2A4A"/>
           <w:sz w:val="24"/>
         </w:rPr>
-        <w:t>2.  FILL IN THE GAPS</w:t>
+        <w:t>TASK 2   FILL IN THE GAPS</w:t>
       </w:r>
       <w:r>
         <w:rPr>
@@ -1309,7 +1309,7 @@
           <w:color w:val="1B2A4A"/>
           <w:sz w:val="24"/>
         </w:rPr>
-        <w:t>3.  ANSWER THE QUESTIONS</w:t>
+        <w:t>TASK 3   ANSWER THE QUESTIONS</w:t>
       </w:r>
       <w:r>
         <w:rPr>
@@ -1582,7 +1582,7 @@
           <w:color w:val="1B2A4A"/>
           <w:sz w:val="24"/>
         </w:rPr>
-        <w:t>4.  MATCH THE TWO HALVES</w:t>
+        <w:t>TASK 4   MATCH THE TWO HALVES</w:t>
       </w:r>
       <w:r>
         <w:rPr>
@@ -1993,7 +1993,7 @@
           <w:color w:val="1B2A4A"/>
           <w:sz w:val="24"/>
         </w:rPr>
-        <w:t>5.  BACK TO THE BOARD</w:t>
+        <w:t>TASK 5   BACK TO THE BOARD</w:t>
       </w:r>
       <w:r>
         <w:rPr>

--- a/materials/docx/02-john-lennon.docx
+++ b/materials/docx/02-john-lennon.docx
@@ -37,7 +37,7 @@
             <w:r>
               <w:drawing>
                 <wp:inline xmlns:a="http://schemas.openxmlformats.org/drawingml/2006/main" xmlns:pic="http://schemas.openxmlformats.org/drawingml/2006/picture">
-                  <wp:extent cx="1404000" cy="1840800"/>
+                  <wp:extent cx="1404000" cy="1842750"/>
                   <wp:docPr id="1" name="Picture 1"/>
                   <wp:cNvGraphicFramePr>
                     <a:graphicFrameLocks noChangeAspect="1"/>
@@ -46,7 +46,7 @@
                     <a:graphicData uri="http://schemas.openxmlformats.org/drawingml/2006/picture">
                       <pic:pic>
                         <pic:nvPicPr>
-                          <pic:cNvPr id="0" name="lennon.png"/>
+                          <pic:cNvPr id="0" name="lennon.jpg"/>
                           <pic:cNvPicPr/>
                         </pic:nvPicPr>
                         <pic:blipFill>
@@ -58,7 +58,7 @@
                         <pic:spPr>
                           <a:xfrm>
                             <a:off x="0" y="0"/>
-                            <a:ext cx="1404000" cy="1840800"/>
+                            <a:ext cx="1404000" cy="1842750"/>
                           </a:xfrm>
                           <a:prstGeom prst="rect"/>
                         </pic:spPr>

--- a/materials/docx/02-john-lennon.docx
+++ b/materials/docx/02-john-lennon.docx
@@ -25,8 +25,8 @@
         <w:tblLook w:firstColumn="1" w:firstRow="1" w:lastColumn="0" w:lastRow="0" w:noHBand="0" w:noVBand="1" w:val="04A0"/>
       </w:tblPr>
       <w:tblGrid>
-        <w:gridCol w:w="5100"/>
-        <w:gridCol w:w="5100"/>
+        <w:gridCol w:w="4933"/>
+        <w:gridCol w:w="4933"/>
       </w:tblGrid>
       <w:tr>
         <w:tc>
@@ -378,8 +378,8 @@
         <w:tblLook w:firstColumn="1" w:firstRow="1" w:lastColumn="0" w:lastRow="0" w:noHBand="0" w:noVBand="1" w:val="04A0"/>
       </w:tblPr>
       <w:tblGrid>
-        <w:gridCol w:w="5100"/>
-        <w:gridCol w:w="5100"/>
+        <w:gridCol w:w="4933"/>
+        <w:gridCol w:w="4933"/>
       </w:tblGrid>
       <w:tr>
         <w:tc>
@@ -585,7 +585,7 @@
     <w:p>
       <w:pPr>
         <w:sectPr>
-          <w:pgSz w:w="12240" w:h="15840"/>
+          <w:pgSz w:w="11906" w:h="16838"/>
           <w:pgMar w:top="907" w:right="1020" w:bottom="907" w:left="1020" w:header="720" w:footer="720" w:gutter="0"/>
           <w:cols w:space="720"/>
           <w:docGrid w:linePitch="360"/>
@@ -622,9 +622,9 @@
         <w:tblLook w:firstColumn="1" w:firstRow="1" w:lastColumn="0" w:lastRow="0" w:noHBand="0" w:noVBand="1" w:val="04A0"/>
       </w:tblPr>
       <w:tblGrid>
-        <w:gridCol w:w="3400"/>
-        <w:gridCol w:w="3400"/>
-        <w:gridCol w:w="3400"/>
+        <w:gridCol w:w="3289"/>
+        <w:gridCol w:w="3289"/>
+        <w:gridCol w:w="3289"/>
       </w:tblGrid>
       <w:tr>
         <w:tc>
@@ -1119,12 +1119,12 @@
         <w:tblLook w:firstColumn="1" w:firstRow="1" w:lastColumn="0" w:lastRow="0" w:noHBand="0" w:noVBand="1" w:val="04A0"/>
       </w:tblPr>
       <w:tblGrid>
-        <w:gridCol w:w="10200"/>
+        <w:gridCol w:w="9866"/>
       </w:tblGrid>
       <w:tr>
         <w:tc>
           <w:tcPr>
-            <w:tcW w:type="dxa" w:w="10200"/>
+            <w:tcW w:type="dxa" w:w="9866"/>
             <w:shd w:val="clear" w:fill="EFEFEF"/>
           </w:tcPr>
           <w:p>
@@ -1292,7 +1292,7 @@
     <w:p>
       <w:pPr>
         <w:sectPr>
-          <w:pgSz w:w="12240" w:h="15840"/>
+          <w:pgSz w:w="11906" w:h="16838"/>
           <w:pgMar w:top="907" w:right="1020" w:bottom="907" w:left="1020" w:header="720" w:footer="720" w:gutter="0"/>
           <w:cols w:space="720"/>
           <w:docGrid w:linePitch="360"/>
@@ -1602,10 +1602,10 @@
         <w:tblLook w:firstColumn="1" w:firstRow="1" w:lastColumn="0" w:lastRow="0" w:noHBand="0" w:noVBand="1" w:val="04A0"/>
       </w:tblPr>
       <w:tblGrid>
-        <w:gridCol w:w="2550"/>
-        <w:gridCol w:w="2550"/>
-        <w:gridCol w:w="2550"/>
-        <w:gridCol w:w="2550"/>
+        <w:gridCol w:w="2466"/>
+        <w:gridCol w:w="2466"/>
+        <w:gridCol w:w="2466"/>
+        <w:gridCol w:w="2466"/>
       </w:tblGrid>
       <w:tr>
         <w:tc>
@@ -2013,8 +2013,8 @@
         <w:tblLook w:firstColumn="1" w:firstRow="1" w:lastColumn="0" w:lastRow="0" w:noHBand="0" w:noVBand="1" w:val="04A0"/>
       </w:tblPr>
       <w:tblGrid>
-        <w:gridCol w:w="5100"/>
-        <w:gridCol w:w="5100"/>
+        <w:gridCol w:w="4933"/>
+        <w:gridCol w:w="4933"/>
       </w:tblGrid>
       <w:tr>
         <w:tc>
@@ -2141,7 +2141,7 @@
       </w:tr>
     </w:tbl>
     <w:sectPr>
-      <w:pgSz w:w="12240" w:h="15840"/>
+      <w:pgSz w:w="11906" w:h="16838"/>
       <w:pgMar w:top="907" w:right="1020" w:bottom="907" w:left="1020" w:header="720" w:footer="720" w:gutter="0"/>
       <w:cols w:space="720"/>
       <w:docGrid w:linePitch="360"/>
